--- a/Diagramas Caso de Uso/Diagrama Caso de Alto Nível v3.0.docx
+++ b/Diagramas Caso de Uso/Diagrama Caso de Alto Nível v3.0.docx
@@ -1,6 +1,6 @@
 
 <file path=word/document.xml><?xml version="1.0" encoding="utf-8"?>
-<w:document xmlns:ve="http://schemas.openxmlformats.org/markup-compatibility/2006" xmlns:o="urn:schemas-microsoft-com:office:office" xmlns:r="http://schemas.openxmlformats.org/officeDocument/2006/relationships" xmlns:m="http://schemas.openxmlformats.org/officeDocument/2006/math" xmlns:v="urn:schemas-microsoft-com:vml" xmlns:wp="http://schemas.openxmlformats.org/drawingml/2006/wordprocessingDrawing" xmlns:w10="urn:schemas-microsoft-com:office:word" xmlns:w="http://schemas.openxmlformats.org/wordprocessingml/2006/main" xmlns:wne="http://schemas.microsoft.com/office/word/2006/wordml">
+<w:document xmlns:wpc="http://schemas.microsoft.com/office/word/2010/wordprocessingCanvas" xmlns:cx="http://schemas.microsoft.com/office/drawing/2014/chartex" xmlns:cx1="http://schemas.microsoft.com/office/drawing/2015/9/8/chartex" xmlns:cx2="http://schemas.microsoft.com/office/drawing/2015/10/21/chartex" xmlns:cx3="http://schemas.microsoft.com/office/drawing/2016/5/9/chartex" xmlns:cx4="http://schemas.microsoft.com/office/drawing/2016/5/10/chartex" xmlns:cx5="http://schemas.microsoft.com/office/drawing/2016/5/11/chartex" xmlns:cx6="http://schemas.microsoft.com/office/drawing/2016/5/12/chartex" xmlns:cx7="http://schemas.microsoft.com/office/drawing/2016/5/13/chartex" xmlns:cx8="http://schemas.microsoft.com/office/drawing/2016/5/14/chartex" xmlns:mc="http://schemas.openxmlformats.org/markup-compatibility/2006" xmlns:aink="http://schemas.microsoft.com/office/drawing/2016/ink" xmlns:am3d="http://schemas.microsoft.com/office/drawing/2017/model3d" xmlns:o="urn:schemas-microsoft-com:office:office" xmlns:oel="http://schemas.microsoft.com/office/2019/extlst" xmlns:r="http://schemas.openxmlformats.org/officeDocument/2006/relationships" xmlns:m="http://schemas.openxmlformats.org/officeDocument/2006/math" xmlns:v="urn:schemas-microsoft-com:vml" xmlns:wp14="http://schemas.microsoft.com/office/word/2010/wordprocessingDrawing" xmlns:wp="http://schemas.openxmlformats.org/drawingml/2006/wordprocessingDrawing" xmlns:w10="urn:schemas-microsoft-com:office:word" xmlns:w="http://schemas.openxmlformats.org/wordprocessingml/2006/main" xmlns:w14="http://schemas.microsoft.com/office/word/2010/wordml" xmlns:w15="http://schemas.microsoft.com/office/word/2012/wordml" xmlns:w16cex="http://schemas.microsoft.com/office/word/2018/wordml/cex" xmlns:w16cid="http://schemas.microsoft.com/office/word/2016/wordml/cid" xmlns:w16="http://schemas.microsoft.com/office/word/2018/wordml" xmlns:w16du="http://schemas.microsoft.com/office/word/2023/wordml/word16du" xmlns:w16sdtdh="http://schemas.microsoft.com/office/word/2020/wordml/sdtdatahash" xmlns:w16sdtfl="http://schemas.microsoft.com/office/word/2024/wordml/sdtformatlock" xmlns:w16se="http://schemas.microsoft.com/office/word/2015/wordml/symex" xmlns:wpg="http://schemas.microsoft.com/office/word/2010/wordprocessingGroup" xmlns:wpi="http://schemas.microsoft.com/office/word/2010/wordprocessingInk" xmlns:wne="http://schemas.microsoft.com/office/word/2006/wordml" xmlns:wps="http://schemas.microsoft.com/office/word/2010/wordprocessingShape" mc:Ignorable="w14 w15 w16se w16cid w16 w16cex w16sdtdh w16sdtfl w16du wp14">
   <w:body>
     <w:p>
       <w:pPr>
@@ -171,9 +171,8 @@
           <w:sz w:val="28"/>
           <w:szCs w:val="28"/>
         </w:rPr>
-        <w:t>Nome Grupo:</w:t>
-      </w:r>
-      <w:proofErr w:type="gramStart"/>
+        <w:t>Nome Grupo:  ___</w:t>
+      </w:r>
       <w:r>
         <w:rPr>
           <w:rFonts w:ascii="Arial" w:hAnsi="Arial" w:cs="Arial"/>
@@ -182,9 +181,8 @@
           <w:sz w:val="28"/>
           <w:szCs w:val="28"/>
         </w:rPr>
-        <w:t xml:space="preserve">  </w:t>
-      </w:r>
-      <w:proofErr w:type="gramEnd"/>
+        <w:t>Adsgraca</w:t>
+      </w:r>
       <w:r>
         <w:rPr>
           <w:rFonts w:ascii="Arial" w:hAnsi="Arial" w:cs="Arial"/>
@@ -193,10 +191,12 @@
           <w:sz w:val="28"/>
           <w:szCs w:val="28"/>
         </w:rPr>
-        <w:t>___</w:t>
-      </w:r>
-      <w:proofErr w:type="spellStart"/>
-      <w:r>
+        <w:t>_____________________</w:t>
+      </w:r>
+    </w:p>
+    <w:p>
+      <w:pPr>
+        <w:pStyle w:val="Cabealho"/>
         <w:rPr>
           <w:rFonts w:ascii="Arial" w:hAnsi="Arial" w:cs="Arial"/>
           <w:b/>
@@ -204,30 +204,6 @@
           <w:sz w:val="28"/>
           <w:szCs w:val="28"/>
         </w:rPr>
-        <w:t>Adsgraca</w:t>
-      </w:r>
-      <w:proofErr w:type="spellEnd"/>
-      <w:r>
-        <w:rPr>
-          <w:rFonts w:ascii="Arial" w:hAnsi="Arial" w:cs="Arial"/>
-          <w:b/>
-          <w:bCs/>
-          <w:sz w:val="28"/>
-          <w:szCs w:val="28"/>
-        </w:rPr>
-        <w:t>_____________________</w:t>
-      </w:r>
-    </w:p>
-    <w:p>
-      <w:pPr>
-        <w:pStyle w:val="Cabealho"/>
-        <w:rPr>
-          <w:rFonts w:ascii="Arial" w:hAnsi="Arial" w:cs="Arial"/>
-          <w:b/>
-          <w:bCs/>
-          <w:sz w:val="28"/>
-          <w:szCs w:val="28"/>
-        </w:rPr>
       </w:pPr>
     </w:p>
     <w:p>
@@ -296,25 +272,7 @@
           <w:sz w:val="20"/>
           <w:szCs w:val="20"/>
         </w:rPr>
-        <w:t xml:space="preserve">Observar Include, </w:t>
-      </w:r>
-      <w:proofErr w:type="spellStart"/>
-      <w:r>
-        <w:rPr>
-          <w:rFonts w:ascii="Arial" w:hAnsi="Arial" w:cs="Arial"/>
-          <w:sz w:val="20"/>
-          <w:szCs w:val="20"/>
-        </w:rPr>
-        <w:t>Extend</w:t>
-      </w:r>
-      <w:proofErr w:type="spellEnd"/>
-      <w:r>
-        <w:rPr>
-          <w:rFonts w:ascii="Arial" w:hAnsi="Arial" w:cs="Arial"/>
-          <w:sz w:val="20"/>
-          <w:szCs w:val="20"/>
-        </w:rPr>
-        <w:t xml:space="preserve"> e Generalização.</w:t>
+        <w:t>Observar Include, Extend e Generalização.</w:t>
       </w:r>
     </w:p>
     <w:p>
@@ -390,7 +348,6 @@
           <w:szCs w:val="20"/>
         </w:rPr>
       </w:pPr>
-      <w:proofErr w:type="spellStart"/>
       <w:r>
         <w:rPr>
           <w:rStyle w:val="Forte"/>
@@ -400,7 +357,6 @@
         </w:rPr>
         <w:t>Extend</w:t>
       </w:r>
-      <w:proofErr w:type="spellEnd"/>
       <w:r>
         <w:rPr>
           <w:rStyle w:val="Forte"/>
@@ -774,7 +730,7 @@
           <w:lang w:eastAsia="pt-BR"/>
         </w:rPr>
         <w:drawing>
-          <wp:inline distT="0" distB="0" distL="0" distR="0">
+          <wp:inline distT="0" distB="0" distL="0" distR="0" wp14:anchorId="1275DFEC" wp14:editId="1275DFED">
             <wp:extent cx="5912485" cy="3716829"/>
             <wp:effectExtent l="19050" t="0" r="0" b="0"/>
             <wp:docPr id="7" name="Imagem 7"/>
@@ -943,6 +899,7 @@
       <w:headerReference w:type="even" r:id="rId12"/>
       <w:headerReference w:type="default" r:id="rId13"/>
       <w:footerReference w:type="default" r:id="rId14"/>
+      <w:headerReference w:type="first" r:id="rId15"/>
       <w:pgSz w:w="11907" w:h="16840" w:code="9"/>
       <w:pgMar w:top="539" w:right="1298" w:bottom="1661" w:left="1298" w:header="709" w:footer="709" w:gutter="0"/>
       <w:cols w:space="708"/>
@@ -953,7 +910,7 @@
 </file>
 
 <file path=word/endnotes.xml><?xml version="1.0" encoding="utf-8"?>
-<w:endnotes xmlns:ve="http://schemas.openxmlformats.org/markup-compatibility/2006" xmlns:o="urn:schemas-microsoft-com:office:office" xmlns:r="http://schemas.openxmlformats.org/officeDocument/2006/relationships" xmlns:m="http://schemas.openxmlformats.org/officeDocument/2006/math" xmlns:v="urn:schemas-microsoft-com:vml" xmlns:wp="http://schemas.openxmlformats.org/drawingml/2006/wordprocessingDrawing" xmlns:w10="urn:schemas-microsoft-com:office:word" xmlns:w="http://schemas.openxmlformats.org/wordprocessingml/2006/main" xmlns:wne="http://schemas.microsoft.com/office/word/2006/wordml">
+<w:endnotes xmlns:wpc="http://schemas.microsoft.com/office/word/2010/wordprocessingCanvas" xmlns:cx="http://schemas.microsoft.com/office/drawing/2014/chartex" xmlns:cx1="http://schemas.microsoft.com/office/drawing/2015/9/8/chartex" xmlns:cx2="http://schemas.microsoft.com/office/drawing/2015/10/21/chartex" xmlns:cx3="http://schemas.microsoft.com/office/drawing/2016/5/9/chartex" xmlns:cx4="http://schemas.microsoft.com/office/drawing/2016/5/10/chartex" xmlns:cx5="http://schemas.microsoft.com/office/drawing/2016/5/11/chartex" xmlns:cx6="http://schemas.microsoft.com/office/drawing/2016/5/12/chartex" xmlns:cx7="http://schemas.microsoft.com/office/drawing/2016/5/13/chartex" xmlns:cx8="http://schemas.microsoft.com/office/drawing/2016/5/14/chartex" xmlns:mc="http://schemas.openxmlformats.org/markup-compatibility/2006" xmlns:aink="http://schemas.microsoft.com/office/drawing/2016/ink" xmlns:am3d="http://schemas.microsoft.com/office/drawing/2017/model3d" xmlns:o="urn:schemas-microsoft-com:office:office" xmlns:oel="http://schemas.microsoft.com/office/2019/extlst" xmlns:r="http://schemas.openxmlformats.org/officeDocument/2006/relationships" xmlns:m="http://schemas.openxmlformats.org/officeDocument/2006/math" xmlns:v="urn:schemas-microsoft-com:vml" xmlns:wp14="http://schemas.microsoft.com/office/word/2010/wordprocessingDrawing" xmlns:wp="http://schemas.openxmlformats.org/drawingml/2006/wordprocessingDrawing" xmlns:w10="urn:schemas-microsoft-com:office:word" xmlns:w="http://schemas.openxmlformats.org/wordprocessingml/2006/main" xmlns:w14="http://schemas.microsoft.com/office/word/2010/wordml" xmlns:w15="http://schemas.microsoft.com/office/word/2012/wordml" xmlns:w16cex="http://schemas.microsoft.com/office/word/2018/wordml/cex" xmlns:w16cid="http://schemas.microsoft.com/office/word/2016/wordml/cid" xmlns:w16="http://schemas.microsoft.com/office/word/2018/wordml" xmlns:w16du="http://schemas.microsoft.com/office/word/2023/wordml/word16du" xmlns:w16sdtdh="http://schemas.microsoft.com/office/word/2020/wordml/sdtdatahash" xmlns:w16sdtfl="http://schemas.microsoft.com/office/word/2024/wordml/sdtformatlock" xmlns:w16se="http://schemas.microsoft.com/office/word/2015/wordml/symex" xmlns:wpg="http://schemas.microsoft.com/office/word/2010/wordprocessingGroup" xmlns:wpi="http://schemas.microsoft.com/office/word/2010/wordprocessingInk" xmlns:wne="http://schemas.microsoft.com/office/word/2006/wordml" xmlns:wps="http://schemas.microsoft.com/office/word/2010/wordprocessingShape" mc:Ignorable="w14 w15 w16se w16cid w16 w16cex w16sdtdh w16sdtfl w16du wp14">
   <w:endnote w:type="separator" w:id="-1">
     <w:p>
       <w:r>
@@ -972,7 +929,7 @@
 </file>
 
 <file path=word/footer1.xml><?xml version="1.0" encoding="utf-8"?>
-<w:ftr xmlns:ve="http://schemas.openxmlformats.org/markup-compatibility/2006" xmlns:o="urn:schemas-microsoft-com:office:office" xmlns:r="http://schemas.openxmlformats.org/officeDocument/2006/relationships" xmlns:m="http://schemas.openxmlformats.org/officeDocument/2006/math" xmlns:v="urn:schemas-microsoft-com:vml" xmlns:wp="http://schemas.openxmlformats.org/drawingml/2006/wordprocessingDrawing" xmlns:w10="urn:schemas-microsoft-com:office:word" xmlns:w="http://schemas.openxmlformats.org/wordprocessingml/2006/main" xmlns:wne="http://schemas.microsoft.com/office/word/2006/wordml">
+<w:ftr xmlns:wpc="http://schemas.microsoft.com/office/word/2010/wordprocessingCanvas" xmlns:cx="http://schemas.microsoft.com/office/drawing/2014/chartex" xmlns:cx1="http://schemas.microsoft.com/office/drawing/2015/9/8/chartex" xmlns:cx2="http://schemas.microsoft.com/office/drawing/2015/10/21/chartex" xmlns:cx3="http://schemas.microsoft.com/office/drawing/2016/5/9/chartex" xmlns:cx4="http://schemas.microsoft.com/office/drawing/2016/5/10/chartex" xmlns:cx5="http://schemas.microsoft.com/office/drawing/2016/5/11/chartex" xmlns:cx6="http://schemas.microsoft.com/office/drawing/2016/5/12/chartex" xmlns:cx7="http://schemas.microsoft.com/office/drawing/2016/5/13/chartex" xmlns:cx8="http://schemas.microsoft.com/office/drawing/2016/5/14/chartex" xmlns:mc="http://schemas.openxmlformats.org/markup-compatibility/2006" xmlns:aink="http://schemas.microsoft.com/office/drawing/2016/ink" xmlns:am3d="http://schemas.microsoft.com/office/drawing/2017/model3d" xmlns:o="urn:schemas-microsoft-com:office:office" xmlns:oel="http://schemas.microsoft.com/office/2019/extlst" xmlns:r="http://schemas.openxmlformats.org/officeDocument/2006/relationships" xmlns:m="http://schemas.openxmlformats.org/officeDocument/2006/math" xmlns:v="urn:schemas-microsoft-com:vml" xmlns:wp14="http://schemas.microsoft.com/office/word/2010/wordprocessingDrawing" xmlns:wp="http://schemas.openxmlformats.org/drawingml/2006/wordprocessingDrawing" xmlns:w10="urn:schemas-microsoft-com:office:word" xmlns:w="http://schemas.openxmlformats.org/wordprocessingml/2006/main" xmlns:w14="http://schemas.microsoft.com/office/word/2010/wordml" xmlns:w15="http://schemas.microsoft.com/office/word/2012/wordml" xmlns:w16cex="http://schemas.microsoft.com/office/word/2018/wordml/cex" xmlns:w16cid="http://schemas.microsoft.com/office/word/2016/wordml/cid" xmlns:w16="http://schemas.microsoft.com/office/word/2018/wordml" xmlns:w16du="http://schemas.microsoft.com/office/word/2023/wordml/word16du" xmlns:w16sdtdh="http://schemas.microsoft.com/office/word/2020/wordml/sdtdatahash" xmlns:w16sdtfl="http://schemas.microsoft.com/office/word/2024/wordml/sdtformatlock" xmlns:w16se="http://schemas.microsoft.com/office/word/2015/wordml/symex" xmlns:wpg="http://schemas.microsoft.com/office/word/2010/wordprocessingGroup" xmlns:wpi="http://schemas.microsoft.com/office/word/2010/wordprocessingInk" xmlns:wne="http://schemas.microsoft.com/office/word/2006/wordml" xmlns:wps="http://schemas.microsoft.com/office/word/2010/wordprocessingShape" mc:Ignorable="w14 w15 w16se w16cid w16 w16cex w16sdtdh w16sdtfl w16du wp14">
   <w:p>
     <w:pPr>
       <w:pStyle w:val="Rodap"/>
@@ -995,7 +952,7 @@
 </file>
 
 <file path=word/footnotes.xml><?xml version="1.0" encoding="utf-8"?>
-<w:footnotes xmlns:ve="http://schemas.openxmlformats.org/markup-compatibility/2006" xmlns:o="urn:schemas-microsoft-com:office:office" xmlns:r="http://schemas.openxmlformats.org/officeDocument/2006/relationships" xmlns:m="http://schemas.openxmlformats.org/officeDocument/2006/math" xmlns:v="urn:schemas-microsoft-com:vml" xmlns:wp="http://schemas.openxmlformats.org/drawingml/2006/wordprocessingDrawing" xmlns:w10="urn:schemas-microsoft-com:office:word" xmlns:w="http://schemas.openxmlformats.org/wordprocessingml/2006/main" xmlns:wne="http://schemas.microsoft.com/office/word/2006/wordml">
+<w:footnotes xmlns:wpc="http://schemas.microsoft.com/office/word/2010/wordprocessingCanvas" xmlns:cx="http://schemas.microsoft.com/office/drawing/2014/chartex" xmlns:cx1="http://schemas.microsoft.com/office/drawing/2015/9/8/chartex" xmlns:cx2="http://schemas.microsoft.com/office/drawing/2015/10/21/chartex" xmlns:cx3="http://schemas.microsoft.com/office/drawing/2016/5/9/chartex" xmlns:cx4="http://schemas.microsoft.com/office/drawing/2016/5/10/chartex" xmlns:cx5="http://schemas.microsoft.com/office/drawing/2016/5/11/chartex" xmlns:cx6="http://schemas.microsoft.com/office/drawing/2016/5/12/chartex" xmlns:cx7="http://schemas.microsoft.com/office/drawing/2016/5/13/chartex" xmlns:cx8="http://schemas.microsoft.com/office/drawing/2016/5/14/chartex" xmlns:mc="http://schemas.openxmlformats.org/markup-compatibility/2006" xmlns:aink="http://schemas.microsoft.com/office/drawing/2016/ink" xmlns:am3d="http://schemas.microsoft.com/office/drawing/2017/model3d" xmlns:o="urn:schemas-microsoft-com:office:office" xmlns:oel="http://schemas.microsoft.com/office/2019/extlst" xmlns:r="http://schemas.openxmlformats.org/officeDocument/2006/relationships" xmlns:m="http://schemas.openxmlformats.org/officeDocument/2006/math" xmlns:v="urn:schemas-microsoft-com:vml" xmlns:wp14="http://schemas.microsoft.com/office/word/2010/wordprocessingDrawing" xmlns:wp="http://schemas.openxmlformats.org/drawingml/2006/wordprocessingDrawing" xmlns:w10="urn:schemas-microsoft-com:office:word" xmlns:w="http://schemas.openxmlformats.org/wordprocessingml/2006/main" xmlns:w14="http://schemas.microsoft.com/office/word/2010/wordml" xmlns:w15="http://schemas.microsoft.com/office/word/2012/wordml" xmlns:w16cex="http://schemas.microsoft.com/office/word/2018/wordml/cex" xmlns:w16cid="http://schemas.microsoft.com/office/word/2016/wordml/cid" xmlns:w16="http://schemas.microsoft.com/office/word/2018/wordml" xmlns:w16du="http://schemas.microsoft.com/office/word/2023/wordml/word16du" xmlns:w16sdtdh="http://schemas.microsoft.com/office/word/2020/wordml/sdtdatahash" xmlns:w16sdtfl="http://schemas.microsoft.com/office/word/2024/wordml/sdtformatlock" xmlns:w16se="http://schemas.microsoft.com/office/word/2015/wordml/symex" xmlns:wpg="http://schemas.microsoft.com/office/word/2010/wordprocessingGroup" xmlns:wpi="http://schemas.microsoft.com/office/word/2010/wordprocessingInk" xmlns:wne="http://schemas.microsoft.com/office/word/2006/wordml" xmlns:wps="http://schemas.microsoft.com/office/word/2010/wordprocessingShape" mc:Ignorable="w14 w15 w16se w16cid w16 w16cex w16sdtdh w16sdtfl w16du wp14">
   <w:footnote w:type="separator" w:id="-1">
     <w:p>
       <w:r>
@@ -1014,7 +971,7 @@
 </file>
 
 <file path=word/header1.xml><?xml version="1.0" encoding="utf-8"?>
-<w:hdr xmlns:ve="http://schemas.openxmlformats.org/markup-compatibility/2006" xmlns:o="urn:schemas-microsoft-com:office:office" xmlns:r="http://schemas.openxmlformats.org/officeDocument/2006/relationships" xmlns:m="http://schemas.openxmlformats.org/officeDocument/2006/math" xmlns:v="urn:schemas-microsoft-com:vml" xmlns:wp="http://schemas.openxmlformats.org/drawingml/2006/wordprocessingDrawing" xmlns:w10="urn:schemas-microsoft-com:office:word" xmlns:w="http://schemas.openxmlformats.org/wordprocessingml/2006/main" xmlns:wne="http://schemas.microsoft.com/office/word/2006/wordml">
+<w:hdr xmlns:wpc="http://schemas.microsoft.com/office/word/2010/wordprocessingCanvas" xmlns:cx="http://schemas.microsoft.com/office/drawing/2014/chartex" xmlns:cx1="http://schemas.microsoft.com/office/drawing/2015/9/8/chartex" xmlns:cx2="http://schemas.microsoft.com/office/drawing/2015/10/21/chartex" xmlns:cx3="http://schemas.microsoft.com/office/drawing/2016/5/9/chartex" xmlns:cx4="http://schemas.microsoft.com/office/drawing/2016/5/10/chartex" xmlns:cx5="http://schemas.microsoft.com/office/drawing/2016/5/11/chartex" xmlns:cx6="http://schemas.microsoft.com/office/drawing/2016/5/12/chartex" xmlns:cx7="http://schemas.microsoft.com/office/drawing/2016/5/13/chartex" xmlns:cx8="http://schemas.microsoft.com/office/drawing/2016/5/14/chartex" xmlns:mc="http://schemas.openxmlformats.org/markup-compatibility/2006" xmlns:aink="http://schemas.microsoft.com/office/drawing/2016/ink" xmlns:am3d="http://schemas.microsoft.com/office/drawing/2017/model3d" xmlns:o="urn:schemas-microsoft-com:office:office" xmlns:oel="http://schemas.microsoft.com/office/2019/extlst" xmlns:r="http://schemas.openxmlformats.org/officeDocument/2006/relationships" xmlns:m="http://schemas.openxmlformats.org/officeDocument/2006/math" xmlns:v="urn:schemas-microsoft-com:vml" xmlns:wp14="http://schemas.microsoft.com/office/word/2010/wordprocessingDrawing" xmlns:wp="http://schemas.openxmlformats.org/drawingml/2006/wordprocessingDrawing" xmlns:w10="urn:schemas-microsoft-com:office:word" xmlns:w="http://schemas.openxmlformats.org/wordprocessingml/2006/main" xmlns:w14="http://schemas.microsoft.com/office/word/2010/wordml" xmlns:w15="http://schemas.microsoft.com/office/word/2012/wordml" xmlns:w16cex="http://schemas.microsoft.com/office/word/2018/wordml/cex" xmlns:w16cid="http://schemas.microsoft.com/office/word/2016/wordml/cid" xmlns:w16="http://schemas.microsoft.com/office/word/2018/wordml" xmlns:w16du="http://schemas.microsoft.com/office/word/2023/wordml/word16du" xmlns:w16sdtdh="http://schemas.microsoft.com/office/word/2020/wordml/sdtdatahash" xmlns:w16sdtfl="http://schemas.microsoft.com/office/word/2024/wordml/sdtformatlock" xmlns:w16se="http://schemas.microsoft.com/office/word/2015/wordml/symex" xmlns:wpg="http://schemas.microsoft.com/office/word/2010/wordprocessingGroup" xmlns:wpi="http://schemas.microsoft.com/office/word/2010/wordprocessingInk" xmlns:wne="http://schemas.microsoft.com/office/word/2006/wordml" xmlns:wps="http://schemas.microsoft.com/office/word/2010/wordprocessingShape" mc:Ignorable="w14 w15 w16se w16cid w16 w16cex w16sdtdh w16sdtfl w16du wp14">
   <w:p>
     <w:pPr>
       <w:pStyle w:val="Cabealho"/>
@@ -1024,7 +981,7 @@
         <w:noProof/>
       </w:rPr>
       <w:drawing>
-        <wp:inline distT="0" distB="0" distL="0" distR="0">
+        <wp:inline distT="0" distB="0" distL="0" distR="0" wp14:anchorId="1275DFF7" wp14:editId="1275DFF8">
           <wp:extent cx="5753100" cy="714375"/>
           <wp:effectExtent l="0" t="0" r="0" b="0"/>
           <wp:docPr id="2" name="Imagem 2" descr="20120201 logo oficio"/>
@@ -1044,7 +1001,7 @@
                   <a:blip r:embed="rId1">
                     <a:extLst>
                       <a:ext uri="{28A0092B-C50C-407E-A947-70E740481C1C}">
-                        <a14:useLocalDpi xmlns:a14="http://schemas.microsoft.com/office/drawing/2010/main" xmlns:wps="http://schemas.microsoft.com/office/word/2010/wordprocessingShape" xmlns:wpi="http://schemas.microsoft.com/office/word/2010/wordprocessingInk" xmlns:wpg="http://schemas.microsoft.com/office/word/2010/wordprocessingGroup" xmlns:w16se="http://schemas.microsoft.com/office/word/2015/wordml/symex" xmlns:w16sdtdh="http://schemas.microsoft.com/office/word/2020/wordml/sdtdatahash" xmlns:w16="http://schemas.microsoft.com/office/word/2018/wordml" xmlns:w16cid="http://schemas.microsoft.com/office/word/2016/wordml/cid" xmlns:w16cex="http://schemas.microsoft.com/office/word/2018/wordml/cex" xmlns:w15="http://schemas.microsoft.com/office/word/2012/wordml" xmlns:w14="http://schemas.microsoft.com/office/word/2010/wordml" xmlns:w="http://schemas.openxmlformats.org/wordprocessingml/2006/main" xmlns:w10="urn:schemas-microsoft-com:office:word" xmlns:wp14="http://schemas.microsoft.com/office/word/2010/wordprocessingDrawing" xmlns:v="urn:schemas-microsoft-com:vml" xmlns:oel="http://schemas.microsoft.com/office/2019/extlst" xmlns:o="urn:schemas-microsoft-com:office:office" xmlns:am3d="http://schemas.microsoft.com/office/drawing/2017/model3d" xmlns:aink="http://schemas.microsoft.com/office/drawing/2016/ink" xmlns:mc="http://schemas.openxmlformats.org/markup-compatibility/2006" xmlns:cx8="http://schemas.microsoft.com/office/drawing/2016/5/14/chartex" xmlns:cx7="http://schemas.microsoft.com/office/drawing/2016/5/13/chartex" xmlns:cx6="http://schemas.microsoft.com/office/drawing/2016/5/12/chartex" xmlns:cx5="http://schemas.microsoft.com/office/drawing/2016/5/11/chartex" xmlns:cx4="http://schemas.microsoft.com/office/drawing/2016/5/10/chartex" xmlns:cx3="http://schemas.microsoft.com/office/drawing/2016/5/9/chartex" xmlns:cx2="http://schemas.microsoft.com/office/drawing/2015/10/21/chartex" xmlns:cx1="http://schemas.microsoft.com/office/drawing/2015/9/8/chartex" xmlns:cx="http://schemas.microsoft.com/office/drawing/2014/chartex" xmlns:wpc="http://schemas.microsoft.com/office/word/2010/wordprocessingCanvas" xmlns="" val="0"/>
+                        <a14:useLocalDpi xmlns:a14="http://schemas.microsoft.com/office/drawing/2010/main" val="0"/>
                       </a:ext>
                     </a:extLst>
                   </a:blip>
@@ -1077,7 +1034,7 @@
 </file>
 
 <file path=word/header2.xml><?xml version="1.0" encoding="utf-8"?>
-<w:hdr xmlns:ve="http://schemas.openxmlformats.org/markup-compatibility/2006" xmlns:o="urn:schemas-microsoft-com:office:office" xmlns:r="http://schemas.openxmlformats.org/officeDocument/2006/relationships" xmlns:m="http://schemas.openxmlformats.org/officeDocument/2006/math" xmlns:v="urn:schemas-microsoft-com:vml" xmlns:wp="http://schemas.openxmlformats.org/drawingml/2006/wordprocessingDrawing" xmlns:w10="urn:schemas-microsoft-com:office:word" xmlns:w="http://schemas.openxmlformats.org/wordprocessingml/2006/main" xmlns:wne="http://schemas.microsoft.com/office/word/2006/wordml">
+<w:hdr xmlns:wpc="http://schemas.microsoft.com/office/word/2010/wordprocessingCanvas" xmlns:cx="http://schemas.microsoft.com/office/drawing/2014/chartex" xmlns:cx1="http://schemas.microsoft.com/office/drawing/2015/9/8/chartex" xmlns:cx2="http://schemas.microsoft.com/office/drawing/2015/10/21/chartex" xmlns:cx3="http://schemas.microsoft.com/office/drawing/2016/5/9/chartex" xmlns:cx4="http://schemas.microsoft.com/office/drawing/2016/5/10/chartex" xmlns:cx5="http://schemas.microsoft.com/office/drawing/2016/5/11/chartex" xmlns:cx6="http://schemas.microsoft.com/office/drawing/2016/5/12/chartex" xmlns:cx7="http://schemas.microsoft.com/office/drawing/2016/5/13/chartex" xmlns:cx8="http://schemas.microsoft.com/office/drawing/2016/5/14/chartex" xmlns:mc="http://schemas.openxmlformats.org/markup-compatibility/2006" xmlns:aink="http://schemas.microsoft.com/office/drawing/2016/ink" xmlns:am3d="http://schemas.microsoft.com/office/drawing/2017/model3d" xmlns:o="urn:schemas-microsoft-com:office:office" xmlns:oel="http://schemas.microsoft.com/office/2019/extlst" xmlns:r="http://schemas.openxmlformats.org/officeDocument/2006/relationships" xmlns:m="http://schemas.openxmlformats.org/officeDocument/2006/math" xmlns:v="urn:schemas-microsoft-com:vml" xmlns:wp14="http://schemas.microsoft.com/office/word/2010/wordprocessingDrawing" xmlns:wp="http://schemas.openxmlformats.org/drawingml/2006/wordprocessingDrawing" xmlns:w10="urn:schemas-microsoft-com:office:word" xmlns:w="http://schemas.openxmlformats.org/wordprocessingml/2006/main" xmlns:w14="http://schemas.microsoft.com/office/word/2010/wordml" xmlns:w15="http://schemas.microsoft.com/office/word/2012/wordml" xmlns:w16cex="http://schemas.microsoft.com/office/word/2018/wordml/cex" xmlns:w16cid="http://schemas.microsoft.com/office/word/2016/wordml/cid" xmlns:w16="http://schemas.microsoft.com/office/word/2018/wordml" xmlns:w16du="http://schemas.microsoft.com/office/word/2023/wordml/word16du" xmlns:w16sdtdh="http://schemas.microsoft.com/office/word/2020/wordml/sdtdatahash" xmlns:w16sdtfl="http://schemas.microsoft.com/office/word/2024/wordml/sdtformatlock" xmlns:w16se="http://schemas.microsoft.com/office/word/2015/wordml/symex" xmlns:wpg="http://schemas.microsoft.com/office/word/2010/wordprocessingGroup" xmlns:wpi="http://schemas.microsoft.com/office/word/2010/wordprocessingInk" xmlns:wne="http://schemas.microsoft.com/office/word/2006/wordml" xmlns:wps="http://schemas.microsoft.com/office/word/2010/wordprocessingShape" mc:Ignorable="w14 w15 w16se w16cid w16 w16cex w16sdtdh w16sdtfl w16du wp14">
   <w:p>
     <w:pPr>
       <w:pStyle w:val="Cabealho"/>
@@ -1119,9 +1076,19 @@
 </w:hdr>
 </file>
 
+<file path=word/header3.xml><?xml version="1.0" encoding="utf-8"?>
+<w:hdr xmlns:wpc="http://schemas.microsoft.com/office/word/2010/wordprocessingCanvas" xmlns:cx="http://schemas.microsoft.com/office/drawing/2014/chartex" xmlns:cx1="http://schemas.microsoft.com/office/drawing/2015/9/8/chartex" xmlns:cx2="http://schemas.microsoft.com/office/drawing/2015/10/21/chartex" xmlns:cx3="http://schemas.microsoft.com/office/drawing/2016/5/9/chartex" xmlns:cx4="http://schemas.microsoft.com/office/drawing/2016/5/10/chartex" xmlns:cx5="http://schemas.microsoft.com/office/drawing/2016/5/11/chartex" xmlns:cx6="http://schemas.microsoft.com/office/drawing/2016/5/12/chartex" xmlns:cx7="http://schemas.microsoft.com/office/drawing/2016/5/13/chartex" xmlns:cx8="http://schemas.microsoft.com/office/drawing/2016/5/14/chartex" xmlns:mc="http://schemas.openxmlformats.org/markup-compatibility/2006" xmlns:aink="http://schemas.microsoft.com/office/drawing/2016/ink" xmlns:am3d="http://schemas.microsoft.com/office/drawing/2017/model3d" xmlns:o="urn:schemas-microsoft-com:office:office" xmlns:oel="http://schemas.microsoft.com/office/2019/extlst" xmlns:r="http://schemas.openxmlformats.org/officeDocument/2006/relationships" xmlns:m="http://schemas.openxmlformats.org/officeDocument/2006/math" xmlns:v="urn:schemas-microsoft-com:vml" xmlns:wp14="http://schemas.microsoft.com/office/word/2010/wordprocessingDrawing" xmlns:wp="http://schemas.openxmlformats.org/drawingml/2006/wordprocessingDrawing" xmlns:w10="urn:schemas-microsoft-com:office:word" xmlns:w="http://schemas.openxmlformats.org/wordprocessingml/2006/main" xmlns:w14="http://schemas.microsoft.com/office/word/2010/wordml" xmlns:w15="http://schemas.microsoft.com/office/word/2012/wordml" xmlns:w16cex="http://schemas.microsoft.com/office/word/2018/wordml/cex" xmlns:w16cid="http://schemas.microsoft.com/office/word/2016/wordml/cid" xmlns:w16="http://schemas.microsoft.com/office/word/2018/wordml" xmlns:w16du="http://schemas.microsoft.com/office/word/2023/wordml/word16du" xmlns:w16sdtdh="http://schemas.microsoft.com/office/word/2020/wordml/sdtdatahash" xmlns:w16sdtfl="http://schemas.microsoft.com/office/word/2024/wordml/sdtformatlock" xmlns:w16se="http://schemas.microsoft.com/office/word/2015/wordml/symex" xmlns:wpg="http://schemas.microsoft.com/office/word/2010/wordprocessingGroup" xmlns:wpi="http://schemas.microsoft.com/office/word/2010/wordprocessingInk" xmlns:wne="http://schemas.microsoft.com/office/word/2006/wordml" xmlns:wps="http://schemas.microsoft.com/office/word/2010/wordprocessingShape" mc:Ignorable="w14 w15 w16se w16cid w16 w16cex w16sdtdh w16sdtfl w16du wp14">
+  <w:p>
+    <w:pPr>
+      <w:pStyle w:val="Cabealho"/>
+    </w:pPr>
+  </w:p>
+</w:hdr>
+</file>
+
 <file path=word/numbering.xml><?xml version="1.0" encoding="utf-8"?>
-<w:numbering xmlns:ve="http://schemas.openxmlformats.org/markup-compatibility/2006" xmlns:o="urn:schemas-microsoft-com:office:office" xmlns:r="http://schemas.openxmlformats.org/officeDocument/2006/relationships" xmlns:m="http://schemas.openxmlformats.org/officeDocument/2006/math" xmlns:v="urn:schemas-microsoft-com:vml" xmlns:wp="http://schemas.openxmlformats.org/drawingml/2006/wordprocessingDrawing" xmlns:w10="urn:schemas-microsoft-com:office:word" xmlns:w="http://schemas.openxmlformats.org/wordprocessingml/2006/main" xmlns:wne="http://schemas.microsoft.com/office/word/2006/wordml">
-  <w:abstractNum w:abstractNumId="0">
+<w:numbering xmlns:wpc="http://schemas.microsoft.com/office/word/2010/wordprocessingCanvas" xmlns:cx="http://schemas.microsoft.com/office/drawing/2014/chartex" xmlns:cx1="http://schemas.microsoft.com/office/drawing/2015/9/8/chartex" xmlns:cx2="http://schemas.microsoft.com/office/drawing/2015/10/21/chartex" xmlns:cx3="http://schemas.microsoft.com/office/drawing/2016/5/9/chartex" xmlns:cx4="http://schemas.microsoft.com/office/drawing/2016/5/10/chartex" xmlns:cx5="http://schemas.microsoft.com/office/drawing/2016/5/11/chartex" xmlns:cx6="http://schemas.microsoft.com/office/drawing/2016/5/12/chartex" xmlns:cx7="http://schemas.microsoft.com/office/drawing/2016/5/13/chartex" xmlns:cx8="http://schemas.microsoft.com/office/drawing/2016/5/14/chartex" xmlns:mc="http://schemas.openxmlformats.org/markup-compatibility/2006" xmlns:aink="http://schemas.microsoft.com/office/drawing/2016/ink" xmlns:am3d="http://schemas.microsoft.com/office/drawing/2017/model3d" xmlns:o="urn:schemas-microsoft-com:office:office" xmlns:oel="http://schemas.microsoft.com/office/2019/extlst" xmlns:r="http://schemas.openxmlformats.org/officeDocument/2006/relationships" xmlns:m="http://schemas.openxmlformats.org/officeDocument/2006/math" xmlns:v="urn:schemas-microsoft-com:vml" xmlns:wp14="http://schemas.microsoft.com/office/word/2010/wordprocessingDrawing" xmlns:wp="http://schemas.openxmlformats.org/drawingml/2006/wordprocessingDrawing" xmlns:w10="urn:schemas-microsoft-com:office:word" xmlns:w="http://schemas.openxmlformats.org/wordprocessingml/2006/main" xmlns:w14="http://schemas.microsoft.com/office/word/2010/wordml" xmlns:w15="http://schemas.microsoft.com/office/word/2012/wordml" xmlns:w16cex="http://schemas.microsoft.com/office/word/2018/wordml/cex" xmlns:w16cid="http://schemas.microsoft.com/office/word/2016/wordml/cid" xmlns:w16="http://schemas.microsoft.com/office/word/2018/wordml" xmlns:w16du="http://schemas.microsoft.com/office/word/2023/wordml/word16du" xmlns:w16sdtdh="http://schemas.microsoft.com/office/word/2020/wordml/sdtdatahash" xmlns:w16sdtfl="http://schemas.microsoft.com/office/word/2024/wordml/sdtformatlock" xmlns:w16se="http://schemas.microsoft.com/office/word/2015/wordml/symex" xmlns:wpg="http://schemas.microsoft.com/office/word/2010/wordprocessingGroup" xmlns:wpi="http://schemas.microsoft.com/office/word/2010/wordprocessingInk" xmlns:wne="http://schemas.microsoft.com/office/word/2006/wordml" xmlns:wps="http://schemas.microsoft.com/office/word/2010/wordprocessingShape" mc:Ignorable="w14 w15 w16se w16cid w16 w16cex w16sdtdh w16sdtfl w16du wp14">
+  <w:abstractNum w:abstractNumId="0" w15:restartNumberingAfterBreak="0">
     <w:nsid w:val="09CD20AA"/>
     <w:multiLevelType w:val="hybridMultilevel"/>
     <w:tmpl w:val="B832F56E"/>
@@ -1234,7 +1201,7 @@
       </w:rPr>
     </w:lvl>
   </w:abstractNum>
-  <w:abstractNum w:abstractNumId="1">
+  <w:abstractNum w:abstractNumId="1" w15:restartNumberingAfterBreak="0">
     <w:nsid w:val="239E2658"/>
     <w:multiLevelType w:val="hybridMultilevel"/>
     <w:tmpl w:val="F888430E"/>
@@ -1326,7 +1293,7 @@
       </w:pPr>
     </w:lvl>
   </w:abstractNum>
-  <w:abstractNum w:abstractNumId="2">
+  <w:abstractNum w:abstractNumId="2" w15:restartNumberingAfterBreak="0">
     <w:nsid w:val="2D8E6E6C"/>
     <w:multiLevelType w:val="hybridMultilevel"/>
     <w:tmpl w:val="FFF87C8A"/>
@@ -1412,7 +1379,7 @@
       </w:pPr>
     </w:lvl>
   </w:abstractNum>
-  <w:abstractNum w:abstractNumId="3">
+  <w:abstractNum w:abstractNumId="3" w15:restartNumberingAfterBreak="0">
     <w:nsid w:val="382D4578"/>
     <w:multiLevelType w:val="hybridMultilevel"/>
     <w:tmpl w:val="B1A488B4"/>
@@ -1504,7 +1471,7 @@
       </w:pPr>
     </w:lvl>
   </w:abstractNum>
-  <w:abstractNum w:abstractNumId="4">
+  <w:abstractNum w:abstractNumId="4" w15:restartNumberingAfterBreak="0">
     <w:nsid w:val="69150590"/>
     <w:multiLevelType w:val="hybridMultilevel"/>
     <w:tmpl w:val="EA0A283E"/>
@@ -1593,26 +1560,26 @@
       </w:pPr>
     </w:lvl>
   </w:abstractNum>
-  <w:num w:numId="1">
+  <w:num w:numId="1" w16cid:durableId="1283463983">
     <w:abstractNumId w:val="4"/>
   </w:num>
-  <w:num w:numId="2">
+  <w:num w:numId="2" w16cid:durableId="986737783">
     <w:abstractNumId w:val="1"/>
   </w:num>
-  <w:num w:numId="3">
+  <w:num w:numId="3" w16cid:durableId="710035871">
     <w:abstractNumId w:val="2"/>
   </w:num>
-  <w:num w:numId="4">
+  <w:num w:numId="4" w16cid:durableId="1845195398">
     <w:abstractNumId w:val="0"/>
   </w:num>
-  <w:num w:numId="5">
+  <w:num w:numId="5" w16cid:durableId="1981183816">
     <w:abstractNumId w:val="3"/>
   </w:num>
 </w:numbering>
 </file>
 
 <file path=word/styles.xml><?xml version="1.0" encoding="utf-8"?>
-<w:styles xmlns:r="http://schemas.openxmlformats.org/officeDocument/2006/relationships" xmlns:w="http://schemas.openxmlformats.org/wordprocessingml/2006/main">
+<w:styles xmlns:mc="http://schemas.openxmlformats.org/markup-compatibility/2006" xmlns:r="http://schemas.openxmlformats.org/officeDocument/2006/relationships" xmlns:w="http://schemas.openxmlformats.org/wordprocessingml/2006/main" xmlns:w14="http://schemas.microsoft.com/office/word/2010/wordml" xmlns:w15="http://schemas.microsoft.com/office/word/2012/wordml" xmlns:w16cex="http://schemas.microsoft.com/office/word/2018/wordml/cex" xmlns:w16cid="http://schemas.microsoft.com/office/word/2016/wordml/cid" xmlns:w16="http://schemas.microsoft.com/office/word/2018/wordml" xmlns:w16du="http://schemas.microsoft.com/office/word/2023/wordml/word16du" xmlns:w16sdtdh="http://schemas.microsoft.com/office/word/2020/wordml/sdtdatahash" xmlns:w16sdtfl="http://schemas.microsoft.com/office/word/2024/wordml/sdtformatlock" xmlns:w16se="http://schemas.microsoft.com/office/word/2015/wordml/symex" mc:Ignorable="w14 w15 w16se w16cid w16 w16cex w16sdtdh w16sdtfl w16du">
   <w:docDefaults>
     <w:rPrDefault>
       <w:rPr>
@@ -1622,7 +1589,7 @@
     </w:rPrDefault>
     <w:pPrDefault/>
   </w:docDefaults>
-  <w:latentStyles w:defLockedState="0" w:defUIPriority="0" w:defSemiHidden="0" w:defUnhideWhenUsed="0" w:defQFormat="0" w:count="267">
+  <w:latentStyles w:defLockedState="0" w:defUIPriority="0" w:defSemiHidden="0" w:defUnhideWhenUsed="0" w:defQFormat="0" w:count="376">
     <w:lsdException w:name="Normal" w:qFormat="1"/>
     <w:lsdException w:name="heading 1" w:qFormat="1"/>
     <w:lsdException w:name="heading 2" w:qFormat="1"/>
@@ -1803,6 +1770,115 @@
     <w:lsdException w:name="Book Title" w:uiPriority="33" w:qFormat="1"/>
     <w:lsdException w:name="Bibliography" w:semiHidden="1" w:uiPriority="37" w:unhideWhenUsed="1"/>
     <w:lsdException w:name="TOC Heading" w:semiHidden="1" w:uiPriority="39" w:unhideWhenUsed="1" w:qFormat="1"/>
+    <w:lsdException w:name="Plain Table 1" w:uiPriority="41"/>
+    <w:lsdException w:name="Plain Table 2" w:uiPriority="42"/>
+    <w:lsdException w:name="Plain Table 3" w:uiPriority="43"/>
+    <w:lsdException w:name="Plain Table 4" w:uiPriority="44"/>
+    <w:lsdException w:name="Plain Table 5" w:uiPriority="45"/>
+    <w:lsdException w:name="Grid Table Light" w:uiPriority="40"/>
+    <w:lsdException w:name="Grid Table 1 Light" w:uiPriority="46"/>
+    <w:lsdException w:name="Grid Table 2" w:uiPriority="47"/>
+    <w:lsdException w:name="Grid Table 3" w:uiPriority="48"/>
+    <w:lsdException w:name="Grid Table 4" w:uiPriority="49"/>
+    <w:lsdException w:name="Grid Table 5 Dark" w:uiPriority="50"/>
+    <w:lsdException w:name="Grid Table 6 Colorful" w:uiPriority="51"/>
+    <w:lsdException w:name="Grid Table 7 Colorful" w:uiPriority="52"/>
+    <w:lsdException w:name="Grid Table 1 Light Accent 1" w:uiPriority="46"/>
+    <w:lsdException w:name="Grid Table 2 Accent 1" w:uiPriority="47"/>
+    <w:lsdException w:name="Grid Table 3 Accent 1" w:uiPriority="48"/>
+    <w:lsdException w:name="Grid Table 4 Accent 1" w:uiPriority="49"/>
+    <w:lsdException w:name="Grid Table 5 Dark Accent 1" w:uiPriority="50"/>
+    <w:lsdException w:name="Grid Table 6 Colorful Accent 1" w:uiPriority="51"/>
+    <w:lsdException w:name="Grid Table 7 Colorful Accent 1" w:uiPriority="52"/>
+    <w:lsdException w:name="Grid Table 1 Light Accent 2" w:uiPriority="46"/>
+    <w:lsdException w:name="Grid Table 2 Accent 2" w:uiPriority="47"/>
+    <w:lsdException w:name="Grid Table 3 Accent 2" w:uiPriority="48"/>
+    <w:lsdException w:name="Grid Table 4 Accent 2" w:uiPriority="49"/>
+    <w:lsdException w:name="Grid Table 5 Dark Accent 2" w:uiPriority="50"/>
+    <w:lsdException w:name="Grid Table 6 Colorful Accent 2" w:uiPriority="51"/>
+    <w:lsdException w:name="Grid Table 7 Colorful Accent 2" w:uiPriority="52"/>
+    <w:lsdException w:name="Grid Table 1 Light Accent 3" w:uiPriority="46"/>
+    <w:lsdException w:name="Grid Table 2 Accent 3" w:uiPriority="47"/>
+    <w:lsdException w:name="Grid Table 3 Accent 3" w:uiPriority="48"/>
+    <w:lsdException w:name="Grid Table 4 Accent 3" w:uiPriority="49"/>
+    <w:lsdException w:name="Grid Table 5 Dark Accent 3" w:uiPriority="50"/>
+    <w:lsdException w:name="Grid Table 6 Colorful Accent 3" w:uiPriority="51"/>
+    <w:lsdException w:name="Grid Table 7 Colorful Accent 3" w:uiPriority="52"/>
+    <w:lsdException w:name="Grid Table 1 Light Accent 4" w:uiPriority="46"/>
+    <w:lsdException w:name="Grid Table 2 Accent 4" w:uiPriority="47"/>
+    <w:lsdException w:name="Grid Table 3 Accent 4" w:uiPriority="48"/>
+    <w:lsdException w:name="Grid Table 4 Accent 4" w:uiPriority="49"/>
+    <w:lsdException w:name="Grid Table 5 Dark Accent 4" w:uiPriority="50"/>
+    <w:lsdException w:name="Grid Table 6 Colorful Accent 4" w:uiPriority="51"/>
+    <w:lsdException w:name="Grid Table 7 Colorful Accent 4" w:uiPriority="52"/>
+    <w:lsdException w:name="Grid Table 1 Light Accent 5" w:uiPriority="46"/>
+    <w:lsdException w:name="Grid Table 2 Accent 5" w:uiPriority="47"/>
+    <w:lsdException w:name="Grid Table 3 Accent 5" w:uiPriority="48"/>
+    <w:lsdException w:name="Grid Table 4 Accent 5" w:uiPriority="49"/>
+    <w:lsdException w:name="Grid Table 5 Dark Accent 5" w:uiPriority="50"/>
+    <w:lsdException w:name="Grid Table 6 Colorful Accent 5" w:uiPriority="51"/>
+    <w:lsdException w:name="Grid Table 7 Colorful Accent 5" w:uiPriority="52"/>
+    <w:lsdException w:name="Grid Table 1 Light Accent 6" w:uiPriority="46"/>
+    <w:lsdException w:name="Grid Table 2 Accent 6" w:uiPriority="47"/>
+    <w:lsdException w:name="Grid Table 3 Accent 6" w:uiPriority="48"/>
+    <w:lsdException w:name="Grid Table 4 Accent 6" w:uiPriority="49"/>
+    <w:lsdException w:name="Grid Table 5 Dark Accent 6" w:uiPriority="50"/>
+    <w:lsdException w:name="Grid Table 6 Colorful Accent 6" w:uiPriority="51"/>
+    <w:lsdException w:name="Grid Table 7 Colorful Accent 6" w:uiPriority="52"/>
+    <w:lsdException w:name="List Table 1 Light" w:uiPriority="46"/>
+    <w:lsdException w:name="List Table 2" w:uiPriority="47"/>
+    <w:lsdException w:name="List Table 3" w:uiPriority="48"/>
+    <w:lsdException w:name="List Table 4" w:uiPriority="49"/>
+    <w:lsdException w:name="List Table 5 Dark" w:uiPriority="50"/>
+    <w:lsdException w:name="List Table 6 Colorful" w:uiPriority="51"/>
+    <w:lsdException w:name="List Table 7 Colorful" w:uiPriority="52"/>
+    <w:lsdException w:name="List Table 1 Light Accent 1" w:uiPriority="46"/>
+    <w:lsdException w:name="List Table 2 Accent 1" w:uiPriority="47"/>
+    <w:lsdException w:name="List Table 3 Accent 1" w:uiPriority="48"/>
+    <w:lsdException w:name="List Table 4 Accent 1" w:uiPriority="49"/>
+    <w:lsdException w:name="List Table 5 Dark Accent 1" w:uiPriority="50"/>
+    <w:lsdException w:name="List Table 6 Colorful Accent 1" w:uiPriority="51"/>
+    <w:lsdException w:name="List Table 7 Colorful Accent 1" w:uiPriority="52"/>
+    <w:lsdException w:name="List Table 1 Light Accent 2" w:uiPriority="46"/>
+    <w:lsdException w:name="List Table 2 Accent 2" w:uiPriority="47"/>
+    <w:lsdException w:name="List Table 3 Accent 2" w:uiPriority="48"/>
+    <w:lsdException w:name="List Table 4 Accent 2" w:uiPriority="49"/>
+    <w:lsdException w:name="List Table 5 Dark Accent 2" w:uiPriority="50"/>
+    <w:lsdException w:name="List Table 6 Colorful Accent 2" w:uiPriority="51"/>
+    <w:lsdException w:name="List Table 7 Colorful Accent 2" w:uiPriority="52"/>
+    <w:lsdException w:name="List Table 1 Light Accent 3" w:uiPriority="46"/>
+    <w:lsdException w:name="List Table 2 Accent 3" w:uiPriority="47"/>
+    <w:lsdException w:name="List Table 3 Accent 3" w:uiPriority="48"/>
+    <w:lsdException w:name="List Table 4 Accent 3" w:uiPriority="49"/>
+    <w:lsdException w:name="List Table 5 Dark Accent 3" w:uiPriority="50"/>
+    <w:lsdException w:name="List Table 6 Colorful Accent 3" w:uiPriority="51"/>
+    <w:lsdException w:name="List Table 7 Colorful Accent 3" w:uiPriority="52"/>
+    <w:lsdException w:name="List Table 1 Light Accent 4" w:uiPriority="46"/>
+    <w:lsdException w:name="List Table 2 Accent 4" w:uiPriority="47"/>
+    <w:lsdException w:name="List Table 3 Accent 4" w:uiPriority="48"/>
+    <w:lsdException w:name="List Table 4 Accent 4" w:uiPriority="49"/>
+    <w:lsdException w:name="List Table 5 Dark Accent 4" w:uiPriority="50"/>
+    <w:lsdException w:name="List Table 6 Colorful Accent 4" w:uiPriority="51"/>
+    <w:lsdException w:name="List Table 7 Colorful Accent 4" w:uiPriority="52"/>
+    <w:lsdException w:name="List Table 1 Light Accent 5" w:uiPriority="46"/>
+    <w:lsdException w:name="List Table 2 Accent 5" w:uiPriority="47"/>
+    <w:lsdException w:name="List Table 3 Accent 5" w:uiPriority="48"/>
+    <w:lsdException w:name="List Table 4 Accent 5" w:uiPriority="49"/>
+    <w:lsdException w:name="List Table 5 Dark Accent 5" w:uiPriority="50"/>
+    <w:lsdException w:name="List Table 6 Colorful Accent 5" w:uiPriority="51"/>
+    <w:lsdException w:name="List Table 7 Colorful Accent 5" w:uiPriority="52"/>
+    <w:lsdException w:name="List Table 1 Light Accent 6" w:uiPriority="46"/>
+    <w:lsdException w:name="List Table 2 Accent 6" w:uiPriority="47"/>
+    <w:lsdException w:name="List Table 3 Accent 6" w:uiPriority="48"/>
+    <w:lsdException w:name="List Table 4 Accent 6" w:uiPriority="49"/>
+    <w:lsdException w:name="List Table 5 Dark Accent 6" w:uiPriority="50"/>
+    <w:lsdException w:name="List Table 6 Colorful Accent 6" w:uiPriority="51"/>
+    <w:lsdException w:name="List Table 7 Colorful Accent 6" w:uiPriority="52"/>
+    <w:lsdException w:name="Mention" w:semiHidden="1" w:uiPriority="99" w:unhideWhenUsed="1"/>
+    <w:lsdException w:name="Smart Hyperlink" w:semiHidden="1" w:uiPriority="99" w:unhideWhenUsed="1"/>
+    <w:lsdException w:name="Hashtag" w:semiHidden="1" w:uiPriority="99" w:unhideWhenUsed="1"/>
+    <w:lsdException w:name="Unresolved Mention" w:semiHidden="1" w:uiPriority="99" w:unhideWhenUsed="1"/>
+    <w:lsdException w:name="Smart Link" w:semiHidden="1" w:uiPriority="99" w:unhideWhenUsed="1"/>
   </w:latentStyles>
   <w:style w:type="paragraph" w:default="1" w:styleId="Normal">
     <w:name w:val="Normal"/>
@@ -1893,7 +1969,6 @@
     <w:uiPriority w:val="99"/>
     <w:semiHidden/>
     <w:unhideWhenUsed/>
-    <w:qFormat/>
     <w:tblPr>
       <w:tblInd w:w="0" w:type="dxa"/>
       <w:tblCellMar>
@@ -1957,7 +2032,6 @@
     <w:basedOn w:val="Tabelanormal"/>
     <w:rsid w:val="004833AA"/>
     <w:tblPr>
-      <w:tblInd w:w="0" w:type="dxa"/>
       <w:tblBorders>
         <w:top w:val="single" w:sz="4" w:space="0" w:color="auto"/>
         <w:left w:val="single" w:sz="4" w:space="0" w:color="auto"/>
@@ -1966,12 +2040,6 @@
         <w:insideH w:val="single" w:sz="4" w:space="0" w:color="auto"/>
         <w:insideV w:val="single" w:sz="4" w:space="0" w:color="auto"/>
       </w:tblBorders>
-      <w:tblCellMar>
-        <w:top w:w="0" w:type="dxa"/>
-        <w:left w:w="108" w:type="dxa"/>
-        <w:bottom w:w="0" w:type="dxa"/>
-        <w:right w:w="108" w:type="dxa"/>
-      </w:tblCellMar>
     </w:tblPr>
   </w:style>
   <w:style w:type="character" w:customStyle="1" w:styleId="RodapChar">
@@ -2014,8 +2082,8 @@
       <w:u w:val="single"/>
     </w:rPr>
   </w:style>
-  <w:style w:type="character" w:customStyle="1" w:styleId="UnresolvedMention">
-    <w:name w:val="Unresolved Mention"/>
+  <w:style w:type="character" w:customStyle="1" w:styleId="MenoPendente1">
+    <w:name w:val="Menção Pendente1"/>
     <w:basedOn w:val="Fontepargpadro"/>
     <w:uiPriority w:val="99"/>
     <w:semiHidden/>
@@ -2434,21 +2502,13 @@
   <a:extraClrSchemeLst/>
   <a:extLst>
     <a:ext uri="{05A4C25C-085E-4340-85A3-A5531E510DB2}">
-      <thm15:themeFamily xmlns:thm15="http://schemas.microsoft.com/office/thememl/2012/main" xmlns="" name="Office Theme" id="{62F939B6-93AF-4DB8-9C6B-D6C7DFDC589F}" vid="{4A3C46E8-61CC-4603-A589-7422A47A8E4A}"/>
+      <thm15:themeFamily xmlns:thm15="http://schemas.microsoft.com/office/thememl/2012/main" name="Office Theme" id="{62F939B6-93AF-4DB8-9C6B-D6C7DFDC589F}" vid="{4A3C46E8-61CC-4603-A589-7422A47A8E4A}"/>
     </a:ext>
   </a:extLst>
 </a:theme>
 </file>
 
 <file path=customXml/item1.xml><?xml version="1.0" encoding="utf-8"?>
-<p:properties xmlns:p="http://schemas.microsoft.com/office/2006/metadata/properties" xmlns:xsi="http://www.w3.org/2001/XMLSchema-instance" xmlns:pc="http://schemas.microsoft.com/office/infopath/2007/PartnerControls">
-  <documentManagement>
-    <ReferenceId xmlns="df1349a9-aed4-4973-a430-e4b0e41daa4d" xsi:nil="true"/>
-  </documentManagement>
-</p:properties>
-</file>
-
-<file path=customXml/item2.xml><?xml version="1.0" encoding="utf-8"?>
 <?mso-contentType ?>
 <FormTemplates xmlns="http://schemas.microsoft.com/sharepoint/v3/contenttype/forms">
   <Display>DocumentLibraryForm</Display>
@@ -2457,7 +2517,19 @@
 </FormTemplates>
 </file>
 
+<file path=customXml/item2.xml><?xml version="1.0" encoding="utf-8"?>
+<p:properties xmlns:p="http://schemas.microsoft.com/office/2006/metadata/properties" xmlns:xsi="http://www.w3.org/2001/XMLSchema-instance" xmlns:pc="http://schemas.microsoft.com/office/infopath/2007/PartnerControls">
+  <documentManagement>
+    <ReferenceId xmlns="df1349a9-aed4-4973-a430-e4b0e41daa4d" xsi:nil="true"/>
+  </documentManagement>
+</p:properties>
+</file>
+
 <file path=customXml/item3.xml><?xml version="1.0" encoding="utf-8"?>
+<b:Sources xmlns:b="http://schemas.openxmlformats.org/officeDocument/2006/bibliography" xmlns="http://schemas.openxmlformats.org/officeDocument/2006/bibliography" SelectedStyle="\APASixthEditionOfficeOnline.xsl" StyleName="APA" Version="6"/>
+</file>
+
+<file path=customXml/item4.xml><?xml version="1.0" encoding="utf-8"?>
 <ct:contentTypeSchema xmlns:ct="http://schemas.microsoft.com/office/2006/metadata/contentType" xmlns:ma="http://schemas.microsoft.com/office/2006/metadata/properties/metaAttributes" ct:_="" ma:_="" ma:contentTypeName="Document" ma:contentTypeID="0x010100F3C0D0D1C4787E479D0DDC6513A84973" ma:contentTypeVersion="1" ma:contentTypeDescription="Create a new document." ma:contentTypeScope="" ma:versionID="e3c7e613389c39fb4b3d3ec26f9ace31">
   <xsd:schema xmlns:xsd="http://www.w3.org/2001/XMLSchema" xmlns:xs="http://www.w3.org/2001/XMLSchema" xmlns:p="http://schemas.microsoft.com/office/2006/metadata/properties" xmlns:ns2="df1349a9-aed4-4973-a430-e4b0e41daa4d" targetNamespace="http://schemas.microsoft.com/office/2006/metadata/properties" ma:root="true" ma:fieldsID="142717b9568b13b060b9f9f6deb04530" ns2:_="">
     <xsd:import namespace="df1349a9-aed4-4973-a430-e4b0e41daa4d"/>
@@ -2583,11 +2655,15 @@
 </ct:contentTypeSchema>
 </file>
 
-<file path=customXml/item4.xml><?xml version="1.0" encoding="utf-8"?>
-<b:Sources xmlns:b="http://schemas.openxmlformats.org/officeDocument/2006/bibliography" xmlns="http://schemas.openxmlformats.org/officeDocument/2006/bibliography" SelectedStyle="\APASixthEditionOfficeOnline.xsl" StyleName="APA" Version="6"/>
+<file path=customXml/itemProps1.xml><?xml version="1.0" encoding="utf-8"?>
+<ds:datastoreItem xmlns:ds="http://schemas.openxmlformats.org/officeDocument/2006/customXml" ds:itemID="{A9380074-ACB1-4768-8160-E2C55A14786E}">
+  <ds:schemaRefs>
+    <ds:schemaRef ds:uri="http://schemas.microsoft.com/sharepoint/v3/contenttype/forms"/>
+  </ds:schemaRefs>
+</ds:datastoreItem>
 </file>
 
-<file path=customXml/itemProps1.xml><?xml version="1.0" encoding="utf-8"?>
+<file path=customXml/itemProps2.xml><?xml version="1.0" encoding="utf-8"?>
 <ds:datastoreItem xmlns:ds="http://schemas.openxmlformats.org/officeDocument/2006/customXml" ds:itemID="{3CBC499B-FC48-4681-8842-659D2F71791D}">
   <ds:schemaRefs>
     <ds:schemaRef ds:uri="http://schemas.microsoft.com/office/2006/metadata/properties"/>
@@ -2597,15 +2673,15 @@
 </ds:datastoreItem>
 </file>
 
-<file path=customXml/itemProps2.xml><?xml version="1.0" encoding="utf-8"?>
-<ds:datastoreItem xmlns:ds="http://schemas.openxmlformats.org/officeDocument/2006/customXml" ds:itemID="{A9380074-ACB1-4768-8160-E2C55A14786E}">
+<file path=customXml/itemProps3.xml><?xml version="1.0" encoding="utf-8"?>
+<ds:datastoreItem xmlns:ds="http://schemas.openxmlformats.org/officeDocument/2006/customXml" ds:itemID="{FCCA146E-0E0C-4D4F-8F7C-F74324AD97EC}">
   <ds:schemaRefs>
-    <ds:schemaRef ds:uri="http://schemas.microsoft.com/sharepoint/v3/contenttype/forms"/>
+    <ds:schemaRef ds:uri="http://schemas.openxmlformats.org/officeDocument/2006/bibliography"/>
   </ds:schemaRefs>
 </ds:datastoreItem>
 </file>
 
-<file path=customXml/itemProps3.xml><?xml version="1.0" encoding="utf-8"?>
+<file path=customXml/itemProps4.xml><?xml version="1.0" encoding="utf-8"?>
 <ds:datastoreItem xmlns:ds="http://schemas.openxmlformats.org/officeDocument/2006/customXml" ds:itemID="{FEF4E7A1-9A02-47AA-8BD8-C1B33BF8997F}">
   <ds:schemaRefs>
     <ds:schemaRef ds:uri="http://schemas.microsoft.com/office/2006/metadata/contentType"/>
@@ -2621,12 +2697,4 @@
     <ds:schemaRef ds:uri="http://schemas.microsoft.com/internal/obd"/>
   </ds:schemaRefs>
 </ds:datastoreItem>
-</file>
-
-<file path=customXml/itemProps4.xml><?xml version="1.0" encoding="utf-8"?>
-<ds:datastoreItem xmlns:ds="http://schemas.openxmlformats.org/officeDocument/2006/customXml" ds:itemID="{FCCA146E-0E0C-4D4F-8F7C-F74324AD97EC}">
-  <ds:schemaRefs>
-    <ds:schemaRef ds:uri="http://schemas.openxmlformats.org/officeDocument/2006/bibliography"/>
-  </ds:schemaRefs>
-</ds:datastoreItem>
 </file>